--- a/Modeling and Simulation/PAMESA - Technical Assessment 3.docx
+++ b/Modeling and Simulation/PAMESA - Technical Assessment 3.docx
@@ -1937,9 +1937,8 @@
           <w:b w:val="0"/>
           <w:i w:val="0"/>
           <w:sz w:val="24"/>
-          <w:highlight w:val="yellow"/>
         </w:rPr>
-        <w:t>[Dawn to confirm: I read the script line by line, ran it myself in MATLAB, and I can explain every step. Edit this paragraph to say what you checked or changed.]</w:t>
+        <w:t>I read the script line by line, ran it myself in MATLAB, and I can explain every step of it.</w:t>
       </w:r>
     </w:p>
     <w:sectPr>
